--- a/Nuclear_Fuel_Performance/NE533_Spring2026/Module3/Exam3_solutions_open.docx
+++ b/Nuclear_Fuel_Performance/NE533_Spring2026/Module3/Exam3_solutions_open.docx
@@ -547,6 +547,30 @@
           <w:rFonts w:ascii="Times New Roman" w:hAnsi="Times New Roman" w:cs="Times New Roman"/>
         </w:rPr>
       </w:pPr>
+      <w:r>
+        <w:rPr>
+          <w:rFonts w:ascii="Times New Roman" w:hAnsi="Times New Roman" w:cs="Times New Roman"/>
+        </w:rPr>
+        <w:t xml:space="preserve">The HBS is a </w:t>
+      </w:r>
+      <w:r>
+        <w:rPr>
+          <w:rFonts w:ascii="Times New Roman" w:hAnsi="Times New Roman" w:cs="Times New Roman"/>
+        </w:rPr>
+        <w:t xml:space="preserve">highly porous </w:t>
+      </w:r>
+      <w:r>
+        <w:rPr>
+          <w:rFonts w:ascii="Times New Roman" w:hAnsi="Times New Roman" w:cs="Times New Roman"/>
+        </w:rPr>
+        <w:t>fine-grained microstructure that develops on the outer rim of the fuel pellet at high burnup. It occurs because of self-shielding effects leading to higher powers on the periphery of the fuel pellet</w:t>
+      </w:r>
+      <w:r>
+        <w:rPr>
+          <w:rFonts w:ascii="Times New Roman" w:hAnsi="Times New Roman" w:cs="Times New Roman"/>
+        </w:rPr>
+        <w:t xml:space="preserve">, combining with lower temperatures on the outside of the pellet, leading to defect accumulation and an eventual grain refinement. This structure slightly increases thermal conductivity and increases gas retention. </w:t>
+      </w:r>
     </w:p>
     <w:p>
       <w:pPr>
@@ -616,7 +640,6 @@
         <w:rPr>
           <w:rFonts w:ascii="Times New Roman" w:hAnsi="Times New Roman" w:cs="Times New Roman"/>
         </w:rPr>
-        <w:lastRenderedPageBreak/>
         <w:t xml:space="preserve">Interstitials want to cluster on pyramidal faces of the HCP lattice. This causes an expansion in </w:t>
       </w:r>
       <w:r>

--- a/Nuclear_Fuel_Performance/NE533_Spring2026/Module3/Exam3_solutions_open.docx
+++ b/Nuclear_Fuel_Performance/NE533_Spring2026/Module3/Exam3_solutions_open.docx
@@ -668,7 +668,19 @@
         <w:rPr>
           <w:rFonts w:ascii="Times New Roman" w:hAnsi="Times New Roman" w:cs="Times New Roman"/>
         </w:rPr>
-        <w:t xml:space="preserve">. With sufficient does, vacancies cluster preferentially on the basal plane, causing further shrinkage in the </w:t>
+        <w:t>. With sufficient do</w:t>
+      </w:r>
+      <w:r>
+        <w:rPr>
+          <w:rFonts w:ascii="Times New Roman" w:hAnsi="Times New Roman" w:cs="Times New Roman"/>
+        </w:rPr>
+        <w:t>se</w:t>
+      </w:r>
+      <w:r>
+        <w:rPr>
+          <w:rFonts w:ascii="Times New Roman" w:hAnsi="Times New Roman" w:cs="Times New Roman"/>
+        </w:rPr>
+        <w:t xml:space="preserve">, vacancies cluster preferentially on the basal plane, causing further shrinkage in the </w:t>
       </w:r>
       <w:r>
         <w:rPr>
